--- a/Quanta, Actually - SERIES/QED Course/chapters/Lesson 67 Regularization.docx
+++ b/Quanta, Actually - SERIES/QED Course/chapters/Lesson 67 Regularization.docx
@@ -17,7 +17,7 @@
         <w:jc w:val="center"/>
       </w:pPr>
       <w:r>
-        <w:t>Lesson 67 of the Complete Quantum Electrodynamics Course</w:t>
+        <w:t>Lesson 67 of Quantum, Actually, Volume 2: A QED Course</w:t>
       </w:r>
     </w:p>
     <w:p>
@@ -106,7 +106,16 @@
         <w:pStyle w:val="ListBullet"/>
       </w:pPr>
       <w:r>
-        <w:t>Perform a Wick rotation, k⁰=ik⁴_E, and show it turns a Minkowski four-momentum into a properly Euclidean one with k²→−k_E².</w:t>
+        <w:t>Perform a Wick rotation, k⁰=ik⁴_E, and show it turns a Minkowski four-momentum into a properly Euclidean one with k²→−k</w:t>
+      </w:r>
+      <w:r>
+        <w:rPr>
+          <w:vertAlign w:val="subscript"/>
+        </w:rPr>
+        <w:t>E</w:t>
+      </w:r>
+      <w:r>
+        <w:t>².</w:t>
       </w:r>
     </w:p>
     <w:p>
@@ -251,7 +260,16 @@
           </w:tcPr>
           <w:p>
             <w:r>
-              <w:t>k_E²</w:t>
+              <w:t>k</w:t>
+            </w:r>
+            <w:r>
+              <w:rPr>
+                <w:vertAlign w:val="subscript"/>
+              </w:rPr>
+              <w:t>E</w:t>
+            </w:r>
+            <w:r>
+              <w:t>²</w:t>
             </w:r>
           </w:p>
         </w:tc>
@@ -343,12 +361,82 @@
           </w:tcPr>
           <w:p>
             <w:r>
-              <w:t>The momentum cutoff: the integral is evaluated only for |k_E|&lt;Λ, then Λ is sent to infinity at the very end</w:t>
+              <w:t>The momentum cutoff: the integral is evaluated only for |k</w:t>
+            </w:r>
+            <w:r>
+              <w:rPr>
+                <w:vertAlign w:val="subscript"/>
+              </w:rPr>
+              <w:t>E</w:t>
+            </w:r>
+            <w:r>
+              <w:t>|&lt;Λ, then Λ is sent to infinity at the very end</w:t>
             </w:r>
           </w:p>
         </w:tc>
       </w:tr>
     </w:tbl>
+    <w:tbl>
+      <w:tblPr>
+        <w:tblW w:type="auto" w:w="0"/>
+        <w:jc w:val="center"/>
+        <w:tblLayout w:type="fixed"/>
+        <w:tblLook w:firstColumn="1" w:firstRow="1" w:lastColumn="0" w:lastRow="0" w:noHBand="0" w:noVBand="1" w:val="04A0"/>
+        <w:tblBorders>
+          <w:top w:val="single" w:sz="8" w:color="7FA7CF"/>
+          <w:left w:val="single" w:sz="8" w:color="7FA7CF"/>
+          <w:bottom w:val="single" w:sz="8" w:color="7FA7CF"/>
+          <w:right w:val="single" w:sz="8" w:color="7FA7CF"/>
+        </w:tblBorders>
+      </w:tblPr>
+      <w:tblGrid>
+        <w:gridCol w:w="9392"/>
+      </w:tblGrid>
+      <w:tr>
+        <w:tc>
+          <w:tcPr>
+            <w:tcW w:type="dxa" w:w="9392"/>
+            <w:shd w:fill="F3F7FB"/>
+            <w:tcMar>
+              <w:top w:w="140" w:type="dxa"/>
+              <w:start w:w="140" w:type="dxa"/>
+              <w:bottom w:w="140" w:type="dxa"/>
+              <w:end w:w="140" w:type="dxa"/>
+            </w:tcMar>
+          </w:tcPr>
+          <w:p>
+            <w:r>
+              <w:rPr>
+                <w:b/>
+                <w:color w:val="1F4E78"/>
+              </w:rPr>
+              <w:t>First pass: the result before the derivation</w:t>
+            </w:r>
+          </w:p>
+          <w:p>
+            <w:pPr>
+              <w:spacing w:after="60"/>
+            </w:pPr>
+            <w:r>
+              <w:t>After Wick rotation k⁰ = ik⁴_E and a cutoff Λ, the standard loop integral is i/(16π²)[ln(Λ²/Δ) − 1 + O(Δ/Λ²)]: a logarithm of the cutoff plus a finite part.</w:t>
+            </w:r>
+          </w:p>
+          <w:p>
+            <w:pPr>
+              <w:spacing w:after="60"/>
+            </w:pPr>
+            <w:r>
+              <w:t>Regularization makes the infinity a number you can see; renormalization (Lesson 68) then makes it disappear from predictions.</w:t>
+            </w:r>
+          </w:p>
+        </w:tc>
+      </w:tr>
+    </w:tbl>
+    <w:p>
+      <w:pPr>
+        <w:spacing w:after="80"/>
+      </w:pPr>
+    </w:p>
     <w:p>
       <w:pPr>
         <w:pStyle w:val="Heading2"/>
@@ -393,7 +481,25 @@
     </w:p>
     <w:p>
       <w:r>
-        <w:t>Lesson 46, Section 5.1, located the propagator's poles in the complex k⁰ plane: one just below the real axis, at k⁰≈+E_k−iε′, and one just above it, at k⁰≈−E_k+iε′. Both loop integrals in Lessons 63 through 65 inherit poles in exactly this pattern, one in each of two opposite quadrants, with the real axis threading between them.</w:t>
+        <w:t>Lesson 46, Section 5.1, located the propagator's poles in the complex k⁰ plane: one just below the real axis, at k⁰≈+E</w:t>
+      </w:r>
+      <w:r>
+        <w:rPr>
+          <w:vertAlign w:val="subscript"/>
+        </w:rPr>
+        <w:t>k</w:t>
+      </w:r>
+      <w:r>
+        <w:t>−iε′, and one just above it, at k⁰≈−E</w:t>
+      </w:r>
+      <w:r>
+        <w:rPr>
+          <w:vertAlign w:val="subscript"/>
+        </w:rPr>
+        <w:t>k</w:t>
+      </w:r>
+      <w:r>
+        <w:t>+iε′. Both loop integrals in Lessons 63 through 65 inherit poles in exactly this pattern, one in each of two opposite quadrants, with the real axis threading between them.</w:t>
       </w:r>
     </w:p>
     <w:p>
@@ -429,6 +535,60 @@
     <w:p>
       <w:r>
         <w:t>Because the two poles sit in diagonally opposite quadrants of the complex k⁰ plane, a path that rotates the integration contour by ninety degrees, from the real axis to the imaginary axis, passes through neither quadrant containing a pole. Define a new, ordinary real variable k⁴_E by</w:t>
+      </w:r>
+    </w:p>
+    <w:p>
+      <w:pPr>
+        <w:keepNext/>
+        <w:spacing w:before="160" w:after="40"/>
+        <w:jc w:val="center"/>
+      </w:pPr>
+      <w:r>
+        <w:drawing>
+          <wp:inline xmlns:a="http://schemas.openxmlformats.org/drawingml/2006/main" xmlns:pic="http://schemas.openxmlformats.org/drawingml/2006/picture">
+            <wp:extent cx="4206240" cy="2094081"/>
+            <wp:docPr id="1" name="Picture 1"/>
+            <wp:cNvGraphicFramePr>
+              <a:graphicFrameLocks noChangeAspect="1"/>
+            </wp:cNvGraphicFramePr>
+            <a:graphic>
+              <a:graphicData uri="http://schemas.openxmlformats.org/drawingml/2006/picture">
+                <pic:pic>
+                  <pic:nvPicPr>
+                    <pic:cNvPr id="0" name="L67_wick.png"/>
+                    <pic:cNvPicPr/>
+                  </pic:nvPicPr>
+                  <pic:blipFill>
+                    <a:blip r:embed="rId11"/>
+                    <a:stretch>
+                      <a:fillRect/>
+                    </a:stretch>
+                  </pic:blipFill>
+                  <pic:spPr>
+                    <a:xfrm>
+                      <a:off x="0" y="0"/>
+                      <a:ext cx="4206240" cy="2094081"/>
+                    </a:xfrm>
+                    <a:prstGeom prst="rect"/>
+                  </pic:spPr>
+                </pic:pic>
+              </a:graphicData>
+            </a:graphic>
+          </wp:inline>
+        </w:drawing>
+      </w:r>
+    </w:p>
+    <w:p>
+      <w:pPr>
+        <w:spacing w:after="200"/>
+        <w:jc w:val="center"/>
+      </w:pPr>
+      <w:r>
+        <w:rPr>
+          <w:i/>
+          <w:sz w:val="19"/>
+        </w:rPr>
+        <w:t>Figure 67.1. Wick rotation: the k⁰ contour is turned through 90° to the imaginary axis without crossing a pole, turning Minkowski into Euclidean integrals.</w:t>
       </w:r>
     </w:p>
     <w:p>
@@ -713,7 +873,16 @@
     </w:p>
     <w:p>
       <w:r>
-        <w:t>defining k_E²:=(k⁴_E)²+|k⃗|², a sum of four ordinary squares, strictly positive for any nonzero k, exactly the well-behaved radius Section 2.1 noted Minkowski space does not honestly provide on its own. The four-momentum measure becomes</w:t>
+        <w:t>defining k</w:t>
+      </w:r>
+      <w:r>
+        <w:rPr>
+          <w:vertAlign w:val="subscript"/>
+        </w:rPr>
+        <w:t>E</w:t>
+      </w:r>
+      <w:r>
+        <w:t>²:=(k⁴_E)²+|k⃗|², a sum of four ordinary squares, strictly positive for any nonzero k, exactly the well-behaved radius Section 2.1 noted Minkowski space does not honestly provide on its own. The four-momentum measure becomes</w:t>
       </w:r>
     </w:p>
     <w:p>
@@ -853,7 +1022,34 @@
     </w:p>
     <w:p>
       <w:r>
-        <w:t>with d⁴k_E now an ordinary, four-dimensional Euclidean volume element, for which the familiar k_E³dk_E shell decomposition is not a power-counting shortcut but a literal geometric fact.</w:t>
+        <w:t>with d⁴k</w:t>
+      </w:r>
+      <w:r>
+        <w:rPr>
+          <w:vertAlign w:val="subscript"/>
+        </w:rPr>
+        <w:t>E</w:t>
+      </w:r>
+      <w:r>
+        <w:t xml:space="preserve"> now an ordinary, four-dimensional Euclidean volume element, for which the familiar k</w:t>
+      </w:r>
+      <w:r>
+        <w:rPr>
+          <w:vertAlign w:val="subscript"/>
+        </w:rPr>
+        <w:t>E</w:t>
+      </w:r>
+      <w:r>
+        <w:t>³dk</w:t>
+      </w:r>
+      <w:r>
+        <w:rPr>
+          <w:vertAlign w:val="subscript"/>
+        </w:rPr>
+        <w:t>E</w:t>
+      </w:r>
+      <w:r>
+        <w:t xml:space="preserve"> shell decomposition is not a power-counting shortcut but a literal geometric fact.</w:t>
       </w:r>
     </w:p>
     <w:p>
@@ -867,7 +1063,34 @@
     </w:p>
     <w:p>
       <w:r>
-        <w:t>Explain why Section 3.2's k²→−k_E² is exactly what was needed to make sense of the "radius" problem raised in Section 2.1. In Euclidean k_E-space, every direction contributes with the same sign, so a sphere of radius k_E genuinely contains every point with that same distance from the origin, unlike the Minkowski k² that could vanish or turn negative along certain directions; the rotation trades an awkward, direction-dependent notion of size for the ordinary, familiar one already used for three-dimensional space since the earliest lessons of this course.</w:t>
+        <w:t>Explain why Section 3.2's k²→−k</w:t>
+      </w:r>
+      <w:r>
+        <w:rPr>
+          <w:vertAlign w:val="subscript"/>
+        </w:rPr>
+        <w:t>E</w:t>
+      </w:r>
+      <w:r>
+        <w:t>² is exactly what was needed to make sense of the "radius" problem raised in Section 2.1. In Euclidean k</w:t>
+      </w:r>
+      <w:r>
+        <w:rPr>
+          <w:vertAlign w:val="subscript"/>
+        </w:rPr>
+        <w:t>E</w:t>
+      </w:r>
+      <w:r>
+        <w:t>-space, every direction contributes with the same sign, so a sphere of radius k</w:t>
+      </w:r>
+      <w:r>
+        <w:rPr>
+          <w:vertAlign w:val="subscript"/>
+        </w:rPr>
+        <w:t>E</w:t>
+      </w:r>
+      <w:r>
+        <w:t xml:space="preserve"> genuinely contains every point with that same distance from the origin, unlike the Minkowski k² that could vanish or turn negative along certain directions; the rotation trades an awkward, direction-dependent notion of size for the ordinary, familiar one already used for three-dimensional space since the earliest lessons of this course.</w:t>
       </w:r>
     </w:p>
     <w:p>
@@ -997,7 +1220,25 @@
     </w:p>
     <w:p>
       <w:r>
-        <w:t>with Δ standing in for whatever combination of masses and external momenta a real calculation would supply. This integral has no external legs of its own, so Lesson 66's formula for D in terms of E_e and E_γ does not apply directly; counting powers of k by direct inspection instead, the denominator (k²−Δ)² grows like k⁴ at large k, giving an integrand of order 1/k⁴, and together with the measure k³dk this gives ∫k³dk/k⁴=∫dk/k, a logarithmic divergence, matching the vertex correction's own D=0.</w:t>
+        <w:t>with Δ standing in for whatever combination of masses and external momenta a real calculation would supply. This integral has no external legs of its own, so Lesson 66's formula for D in terms of E</w:t>
+      </w:r>
+      <w:r>
+        <w:rPr>
+          <w:vertAlign w:val="subscript"/>
+        </w:rPr>
+        <w:t>e</w:t>
+      </w:r>
+      <w:r>
+        <w:t xml:space="preserve"> and E</w:t>
+      </w:r>
+      <w:r>
+        <w:rPr>
+          <w:vertAlign w:val="subscript"/>
+        </w:rPr>
+        <w:t>γ</w:t>
+      </w:r>
+      <w:r>
+        <w:t xml:space="preserve"> does not apply directly; counting powers of k by direct inspection instead, the denominator (k²−Δ)² grows like k⁴ at large k, giving an integrand of order 1/k⁴, and together with the measure k³dk this gives ∫k³dk/k⁴=∫dk/k, a logarithmic divergence, matching the vertex correction's own D=0.</w:t>
       </w:r>
     </w:p>
     <w:p>
@@ -1010,7 +1251,25 @@
     </w:p>
     <w:p>
       <w:r>
-        <w:t>Substituting Section 3.2's k²→−k_E² and d⁴k→i,d⁴k_E,</w:t>
+        <w:t>Substituting Section 3.2's k²→−k</w:t>
+      </w:r>
+      <w:r>
+        <w:rPr>
+          <w:vertAlign w:val="subscript"/>
+        </w:rPr>
+        <w:t>E</w:t>
+      </w:r>
+      <w:r>
+        <w:t>² and d⁴k→i,d⁴k</w:t>
+      </w:r>
+      <w:r>
+        <w:rPr>
+          <w:vertAlign w:val="subscript"/>
+        </w:rPr>
+        <w:t>E</w:t>
+      </w:r>
+      <w:r>
+        <w:t>,</w:t>
       </w:r>
     </w:p>
     <w:p>
@@ -1224,7 +1483,25 @@
     </w:p>
     <w:p>
       <w:r>
-        <w:t>with the iε no longer needed, since the Euclidean denominator k_E²+Δ never vanishes for real k_E and positive Δ.</w:t>
+        <w:t>with the iε no longer needed, since the Euclidean denominator k</w:t>
+      </w:r>
+      <w:r>
+        <w:rPr>
+          <w:vertAlign w:val="subscript"/>
+        </w:rPr>
+        <w:t>E</w:t>
+      </w:r>
+      <w:r>
+        <w:t>²+Δ never vanishes for real k</w:t>
+      </w:r>
+      <w:r>
+        <w:rPr>
+          <w:vertAlign w:val="subscript"/>
+        </w:rPr>
+        <w:t>E</w:t>
+      </w:r>
+      <w:r>
+        <w:t xml:space="preserve"> and positive Δ.</w:t>
       </w:r>
     </w:p>
     <w:p>
@@ -1237,7 +1514,34 @@
     </w:p>
     <w:p>
       <w:r>
-        <w:t>Using the surface area of a unit three-sphere in four dimensions, 2π² (Exercise 9 justifies this number), the Euclidean measure is d⁴k_E=2π² k_E³,dk_E, so</w:t>
+        <w:t>Using the surface area of a unit three-sphere in four dimensions, 2π² (Exercise 9 justifies this number), the Euclidean measure is d⁴k</w:t>
+      </w:r>
+      <w:r>
+        <w:rPr>
+          <w:vertAlign w:val="subscript"/>
+        </w:rPr>
+        <w:t>E</w:t>
+      </w:r>
+      <w:r>
+        <w:t>=2π² k</w:t>
+      </w:r>
+      <w:r>
+        <w:rPr>
+          <w:vertAlign w:val="subscript"/>
+        </w:rPr>
+        <w:t>E</w:t>
+      </w:r>
+      <w:r>
+        <w:t>³,dk</w:t>
+      </w:r>
+      <w:r>
+        <w:rPr>
+          <w:vertAlign w:val="subscript"/>
+        </w:rPr>
+        <w:t>E</w:t>
+      </w:r>
+      <w:r>
+        <w:t>, so</w:t>
       </w:r>
     </w:p>
     <w:p>
@@ -1502,7 +1806,34 @@
     </w:p>
     <w:p>
       <w:r>
-        <w:t>Substituting u=k_E² (so k_E³dk_E=(1/2)u,du, Exercise 10),</w:t>
+        <w:t>Substituting u=k</w:t>
+      </w:r>
+      <w:r>
+        <w:rPr>
+          <w:vertAlign w:val="subscript"/>
+        </w:rPr>
+        <w:t>E</w:t>
+      </w:r>
+      <w:r>
+        <w:t>² (so k</w:t>
+      </w:r>
+      <w:r>
+        <w:rPr>
+          <w:vertAlign w:val="subscript"/>
+        </w:rPr>
+        <w:t>E</w:t>
+      </w:r>
+      <w:r>
+        <w:t>³dk</w:t>
+      </w:r>
+      <w:r>
+        <w:rPr>
+          <w:vertAlign w:val="subscript"/>
+        </w:rPr>
+        <w:t>E</w:t>
+      </w:r>
+      <w:r>
+        <w:t>=(1/2)u,du, Exercise 10),</w:t>
       </w:r>
     </w:p>
     <w:p>
@@ -2071,7 +2402,16 @@
     </w:p>
     <w:p>
       <w:r>
-        <w:t>Sections 3 and 4 regularize a single-denominator integral completely. Lesson 63's vacuum polarization, Lesson 64's self-energy, and Lesson 65's vertex correction each have two or three separate denominators multiplied together, not one, and combining them into the single form Section 4.1 handles requires Feynman's parametrization trick, ∫₀¹dx type identities that rewrite a product of denominators as an integral over an auxiliary variable x. This course does not develop that trick in detail; a reader who wants the fully evaluated Π(q²), Σ(p), or Λ^μ(p′,p) needs it, applied once per diagram, before Section 3 and Section 4's method can finish the job. What this lesson has shown is the genuinely new part: how to make sense of the k-integral at all, once it is down to one denominator, and what the resulting finite-plus-divergent split looks like when it is done properly.</w:t>
+        <w:t>Sections 3 and 4 regularize a single-denominator integral completely. Lesson 63's vacuum polarization, Lesson 64's self-energy, and Lesson 65's vertex correction each have two or three separate denominators multiplied together, not one, and combining them into the single form Section 4.1 handles requires Feynman's parametrization trick, ∫₀¹dx type identities that rewrite a product of denominators as an integral over an auxiliary variable x. This course does not develop that trick in detail; a reader who wants the fully evaluated Π(q²), Σ(p), or Λ</w:t>
+      </w:r>
+      <w:r>
+        <w:rPr>
+          <w:vertAlign w:val="superscript"/>
+        </w:rPr>
+        <w:t>μ</w:t>
+      </w:r>
+      <w:r>
+        <w:t>(p′,p) needs it, applied once per diagram, before Section 3 and Section 4's method can finish the job. What this lesson has shown is the genuinely new part: how to make sense of the k-integral at all, once it is down to one denominator, and what the resulting finite-plus-divergent split looks like when it is done properly.</w:t>
       </w:r>
     </w:p>
     <w:p>
@@ -2155,7 +2495,22 @@
           </w:tcPr>
           <w:p>
             <w:r>
-              <w:t>Wick rotation, k²→−k_E², d⁴k→i,d⁴k_E</w:t>
+              <w:t>Wick rotation, k²→−k</w:t>
+            </w:r>
+            <w:r>
+              <w:rPr>
+                <w:vertAlign w:val="subscript"/>
+              </w:rPr>
+              <w:t>E</w:t>
+            </w:r>
+            <w:r>
+              <w:t>², d⁴k→i,d⁴k</w:t>
+            </w:r>
+            <w:r>
+              <w:rPr>
+                <w:vertAlign w:val="subscript"/>
+              </w:rPr>
+              <w:t>E</w:t>
             </w:r>
           </w:p>
         </w:tc>
@@ -2319,7 +2674,16 @@
         </w:numPr>
       </w:pPr>
       <w:r>
-        <w:t>A Minkowski loop integral is awkward even before divergence is considered, since k² is not a strictly positive radius; Wick rotation, k⁰=ik⁴_E, fixes this by turning k² into −k_E², a true Euclidean magnitude.</w:t>
+        <w:t>A Minkowski loop integral is awkward even before divergence is considered, since k² is not a strictly positive radius; Wick rotation, k⁰=ik⁴_E, fixes this by turning k² into −k</w:t>
+      </w:r>
+      <w:r>
+        <w:rPr>
+          <w:vertAlign w:val="subscript"/>
+        </w:rPr>
+        <w:t>E</w:t>
+      </w:r>
+      <w:r>
+        <w:t>², a true Euclidean magnitude.</w:t>
       </w:r>
     </w:p>
     <w:p>
@@ -2456,7 +2820,13 @@
           </w:tcPr>
           <w:p>
             <w:r>
-              <w:t>State, in one sentence, the three steps regularization always involves.</w:t>
+              <w:rPr>
+                <w:b/>
+              </w:rPr>
+              <w:t>Core.</w:t>
+            </w:r>
+            <w:r>
+              <w:t xml:space="preserve"> State, in one sentence, the three steps regularization always involves.</w:t>
             </w:r>
           </w:p>
         </w:tc>
@@ -2494,7 +2864,13 @@
           </w:tcPr>
           <w:p>
             <w:r>
-              <w:t>Explain why k²=(k⁰)²−|k⃗|² can be positive, negative, or zero depending on direction, giving a specific example of each using simple numbers.</w:t>
+              <w:rPr>
+                <w:b/>
+              </w:rPr>
+              <w:t>Core.</w:t>
+            </w:r>
+            <w:r>
+              <w:t xml:space="preserve"> Explain why k²=(k⁰)²−|k⃗|² can be positive, negative, or zero depending on direction, giving a specific example of each using simple numbers.</w:t>
             </w:r>
           </w:p>
         </w:tc>
@@ -2530,7 +2906,13 @@
           </w:tcPr>
           <w:p>
             <w:r>
-              <w:t>Restate Lesson 46's pole locations for a propagator's denominator, and explain why they sit in diagonally opposite quadrants of the complex k⁰ plane.</w:t>
+              <w:rPr>
+                <w:b/>
+              </w:rPr>
+              <w:t>Extension.</w:t>
+            </w:r>
+            <w:r>
+              <w:t xml:space="preserve"> Restate Lesson 46's pole locations for a propagator's denominator, and explain why they sit in diagonally opposite quadrants of the complex k⁰ plane.</w:t>
             </w:r>
           </w:p>
         </w:tc>
@@ -2568,7 +2950,13 @@
           </w:tcPr>
           <w:p>
             <w:r>
-              <w:t>Explain why a ninety-degree contour rotation, rather than some other angle, is the natural choice given Exercise 3's pole positions.</w:t>
+              <w:rPr>
+                <w:b/>
+              </w:rPr>
+              <w:t>Core.</w:t>
+            </w:r>
+            <w:r>
+              <w:t xml:space="preserve"> Explain why a ninety-degree contour rotation, rather than some other angle, is the natural choice given Exercise 3's pole positions.</w:t>
             </w:r>
           </w:p>
         </w:tc>
@@ -2604,7 +2992,13 @@
           </w:tcPr>
           <w:p>
             <w:r>
-              <w:t>Derive dk⁰=i,dk⁴_E directly from k⁰=ik⁴_E.</w:t>
+              <w:rPr>
+                <w:b/>
+              </w:rPr>
+              <w:t>Extension.</w:t>
+            </w:r>
+            <w:r>
+              <w:t xml:space="preserve"> Derive dk⁰=i,dk⁴_E directly from k⁰=ik⁴_E.</w:t>
             </w:r>
           </w:p>
         </w:tc>
@@ -2642,7 +3036,22 @@
           </w:tcPr>
           <w:p>
             <w:r>
-              <w:t>Derive k²=−k_E² from k⁰=ik⁴_E, showing every step.</w:t>
+              <w:rPr>
+                <w:b/>
+              </w:rPr>
+              <w:t>Extension.</w:t>
+            </w:r>
+            <w:r>
+              <w:t xml:space="preserve"> Derive k²=−k</w:t>
+            </w:r>
+            <w:r>
+              <w:rPr>
+                <w:vertAlign w:val="subscript"/>
+              </w:rPr>
+              <w:t>E</w:t>
+            </w:r>
+            <w:r>
+              <w:t>² from k⁰=ik⁴_E, showing every step.</w:t>
             </w:r>
           </w:p>
         </w:tc>
@@ -2678,7 +3087,22 @@
           </w:tcPr>
           <w:p>
             <w:r>
-              <w:t>Explain why k_E², unlike Minkowski k², is guaranteed non-negative for any real k⁴_E and k⃗.</w:t>
+              <w:rPr>
+                <w:b/>
+              </w:rPr>
+              <w:t>Core.</w:t>
+            </w:r>
+            <w:r>
+              <w:t xml:space="preserve"> Explain why k</w:t>
+            </w:r>
+            <w:r>
+              <w:rPr>
+                <w:vertAlign w:val="subscript"/>
+              </w:rPr>
+              <w:t>E</w:t>
+            </w:r>
+            <w:r>
+              <w:t>², unlike Minkowski k², is guaranteed non-negative for any real k⁴_E and k⃗.</w:t>
             </w:r>
           </w:p>
         </w:tc>
@@ -2716,7 +3140,13 @@
           </w:tcPr>
           <w:p>
             <w:r>
-              <w:t>State Lesson 66's degree-of-divergence reasoning applied to Section 4.1's integral, and explain why treating both denominator factors as coming from the same k² gives a different, direct power count than treating them as two independent propagators.</w:t>
+              <w:rPr>
+                <w:b/>
+              </w:rPr>
+              <w:t>Extension.</w:t>
+            </w:r>
+            <w:r>
+              <w:t xml:space="preserve"> State Lesson 66's degree-of-divergence reasoning applied to Section 4.1's integral, and explain why treating both denominator factors as coming from the same k² gives a different, direct power count than treating them as two independent propagators.</w:t>
             </w:r>
           </w:p>
         </w:tc>
@@ -2752,7 +3182,22 @@
           </w:tcPr>
           <w:p>
             <w:r>
-              <w:t>Look up or recall that the surface area of a unit sphere in n dimensions is 2π^(n/2)/Γ(n/2), and evaluate this for n=4 to confirm Section 4.3's factor of 2π².</w:t>
+              <w:rPr>
+                <w:b/>
+              </w:rPr>
+              <w:t>Core.</w:t>
+            </w:r>
+            <w:r>
+              <w:t xml:space="preserve"> Look up or recall that the surface area of a unit sphere in n dimensions is 2π</w:t>
+            </w:r>
+            <w:r>
+              <w:rPr>
+                <w:vertAlign w:val="superscript"/>
+              </w:rPr>
+              <w:t>n/2</w:t>
+            </w:r>
+            <w:r>
+              <w:t>/Γ(n/2), and evaluate this for n=4 to confirm Section 4.3's factor of 2π².</w:t>
             </w:r>
           </w:p>
         </w:tc>
@@ -2790,7 +3235,67 @@
           </w:tcPr>
           <w:p>
             <w:r>
-              <w:t>Verify the substitution k_E³dk_E=(1/2)u,du for u=k_E², by differentiating u=k_E² to find du=2k_E dk_E and rearranging.</w:t>
+              <w:rPr>
+                <w:b/>
+              </w:rPr>
+              <w:t>Core.</w:t>
+            </w:r>
+            <w:r>
+              <w:t xml:space="preserve"> Verify the substitution k</w:t>
+            </w:r>
+            <w:r>
+              <w:rPr>
+                <w:vertAlign w:val="subscript"/>
+              </w:rPr>
+              <w:t>E</w:t>
+            </w:r>
+            <w:r>
+              <w:t>³dk</w:t>
+            </w:r>
+            <w:r>
+              <w:rPr>
+                <w:vertAlign w:val="subscript"/>
+              </w:rPr>
+              <w:t>E</w:t>
+            </w:r>
+            <w:r>
+              <w:t>=(1/2)u,du for u=k</w:t>
+            </w:r>
+            <w:r>
+              <w:rPr>
+                <w:vertAlign w:val="subscript"/>
+              </w:rPr>
+              <w:t>E</w:t>
+            </w:r>
+            <w:r>
+              <w:t>², by differentiating u=k</w:t>
+            </w:r>
+            <w:r>
+              <w:rPr>
+                <w:vertAlign w:val="subscript"/>
+              </w:rPr>
+              <w:t>E</w:t>
+            </w:r>
+            <w:r>
+              <w:t>² to find du=2k</w:t>
+            </w:r>
+            <w:r>
+              <w:rPr>
+                <w:vertAlign w:val="subscript"/>
+              </w:rPr>
+              <w:t>E</w:t>
+            </w:r>
+            <w:r>
+              <w:t xml:space="preserve"> dk</w:t>
+            </w:r>
+            <w:r>
+              <w:rPr>
+                <w:vertAlign w:val="subscript"/>
+              </w:rPr>
+              <w:t>E</w:t>
+            </w:r>
+            <w:r>
+              <w:t xml:space="preserve"> and rearranging.</w:t>
             </w:r>
           </w:p>
         </w:tc>
@@ -2826,7 +3331,13 @@
           </w:tcPr>
           <w:p>
             <w:r>
-              <w:t>Evaluate ∫u,du/(u+Δ)² using the substitution v=u+Δ, showing every step, and confirm it gives ln(u+Δ)+Δ/(u+Δ)+C.</w:t>
+              <w:rPr>
+                <w:b/>
+              </w:rPr>
+              <w:t>Core.</w:t>
+            </w:r>
+            <w:r>
+              <w:t xml:space="preserve"> Evaluate ∫u,du/(u+Δ)² using the substitution v=u+Δ, showing every step, and confirm it gives ln(u+Δ)+Δ/(u+Δ)+C.</w:t>
             </w:r>
           </w:p>
         </w:tc>
@@ -2864,7 +3375,13 @@
           </w:tcPr>
           <w:p>
             <w:r>
-              <w:t>Assemble Section 4.2 through 4.4's results into the final expression of Section 4.4, tracking every numerical factor (the 2π² from the solid angle, the (2π)⁴ from the original measure, and the 1/2 from the u-substitution).</w:t>
+              <w:rPr>
+                <w:b/>
+              </w:rPr>
+              <w:t>Extension.</w:t>
+            </w:r>
+            <w:r>
+              <w:t xml:space="preserve"> Assemble Section 4.2 through 4.4's results into the final expression of Section 4.4, tracking every numerical factor (the 2π² from the solid angle, the (2π)⁴ from the original measure, and the 1/2 from the u-substitution).</w:t>
             </w:r>
           </w:p>
         </w:tc>
@@ -2900,7 +3417,13 @@
           </w:tcPr>
           <w:p>
             <w:r>
-              <w:t>Take Section 4.4's exact result and expand ln((Λ²+Δ)/Δ) for Λ≫√Δ, confirming Worked example 3's large-Λ approximation 2lnΛ−lnΔ−1.</w:t>
+              <w:rPr>
+                <w:b/>
+              </w:rPr>
+              <w:t>Core.</w:t>
+            </w:r>
+            <w:r>
+              <w:t xml:space="preserve"> Take Section 4.4's exact result and expand ln((Λ²+Δ)/Δ) for Λ≫√Δ, confirming Worked example 3's large-Λ approximation 2lnΛ−lnΔ−1.</w:t>
             </w:r>
           </w:p>
         </w:tc>
@@ -2938,7 +3461,13 @@
           </w:tcPr>
           <w:p>
             <w:r>
-              <w:t>Explain, in your own words, why the piece of Section 4.4's answer that survives as Λ→∞ unchanged is called "finite" while the ln Λ piece is not, even though both are, for any specific finite Λ, ordinary numbers.</w:t>
+              <w:rPr>
+                <w:b/>
+              </w:rPr>
+              <w:t>Extension.</w:t>
+            </w:r>
+            <w:r>
+              <w:t xml:space="preserve"> Explain, in your own words, why the piece of Section 4.4's answer that survives as Λ→∞ unchanged is called "finite" while the ln Λ piece is not, even though both are, for any specific finite Λ, ordinary numbers.</w:t>
             </w:r>
           </w:p>
         </w:tc>
@@ -2974,7 +3503,13 @@
           </w:tcPr>
           <w:p>
             <w:r>
-              <w:t>Explain why Feynman parametrization is needed for Lesson 63's vacuum polarization integral but was not needed for Section 4's toy integral, referring to how many distinct denominators each one has.</w:t>
+              <w:rPr>
+                <w:b/>
+              </w:rPr>
+              <w:t>Extension.</w:t>
+            </w:r>
+            <w:r>
+              <w:t xml:space="preserve"> Explain why Feynman parametrization is needed for Lesson 63's vacuum polarization integral but was not needed for Section 4's toy integral, referring to how many distinct denominators each one has.</w:t>
             </w:r>
           </w:p>
         </w:tc>
@@ -3012,7 +3547,31 @@
           </w:tcPr>
           <w:p>
             <w:r>
-              <w:t>Challenge: using Lesson 66's formula D=4−(3/2)E_e−E_γ together with this lesson's method, predict, without doing the calculation, whether the toy integral ∫d⁴k/(2π)⁴,1/(k²−Δ)³ (one more power of the same denominator) would converge, diverge logarithmically, or diverge as a positive power of Λ, and explain your reasoning by counting powers of k directly rather than using the external-leg formula (which does not apply to this integral, since it has no diagrammatic external legs at all).</w:t>
+              <w:rPr>
+                <w:b/>
+              </w:rPr>
+              <w:t>Challenge.</w:t>
+            </w:r>
+            <w:r>
+              <w:t xml:space="preserve"> Using Lesson 66's formula D=4−(3/2)E</w:t>
+            </w:r>
+            <w:r>
+              <w:rPr>
+                <w:vertAlign w:val="subscript"/>
+              </w:rPr>
+              <w:t>e</w:t>
+            </w:r>
+            <w:r>
+              <w:t>−E</w:t>
+            </w:r>
+            <w:r>
+              <w:rPr>
+                <w:vertAlign w:val="subscript"/>
+              </w:rPr>
+              <w:t>γ</w:t>
+            </w:r>
+            <w:r>
+              <w:t xml:space="preserve"> together with this lesson's method, predict, without doing the calculation, whether the toy integral ∫d⁴k/(2π)⁴,1/(k²−Δ)³ (one more power of the same denominator) would converge, diverge logarithmically, or diverge as a positive power of Λ, and explain your reasoning by counting powers of k directly rather than using the external-leg formula (which does not apply to this integral, since it has no diagrammatic external legs at all).</w:t>
             </w:r>
           </w:p>
         </w:tc>
@@ -3024,6 +3583,14 @@
       </w:pPr>
       <w:r>
         <w:t>Solutions</w:t>
+      </w:r>
+    </w:p>
+    <w:p>
+      <w:r>
+        <w:rPr>
+          <w:i/>
+        </w:rPr>
+        <w:t>Attempt each exercise before reading its solution. If you are stuck, read only the first sentence of the solution, then try again.</w:t>
       </w:r>
     </w:p>
     <w:p>
@@ -3065,7 +3632,25 @@
         <w:t xml:space="preserve"> </w:t>
       </w:r>
       <w:r>
-        <w:t>Lesson 46, Section 5.1, placed the poles at k⁰≈+E_k−iε′ (just below the real axis, on the positive side) and k⁰≈−E_k+iε′ (just above the real axis, on the negative side); one pole has positive real part and negative imaginary part (fourth quadrant), the other has negative real part and positive imaginary part (second quadrant), diagonally opposite across the origin.</w:t>
+        <w:t>Lesson 46, Section 5.1, placed the poles at k⁰≈+E</w:t>
+      </w:r>
+      <w:r>
+        <w:rPr>
+          <w:vertAlign w:val="subscript"/>
+        </w:rPr>
+        <w:t>k</w:t>
+      </w:r>
+      <w:r>
+        <w:t>−iε′ (just below the real axis, on the positive side) and k⁰≈−E</w:t>
+      </w:r>
+      <w:r>
+        <w:rPr>
+          <w:vertAlign w:val="subscript"/>
+        </w:rPr>
+        <w:t>k</w:t>
+      </w:r>
+      <w:r>
+        <w:t>+iε′ (just above the real axis, on the negative side); one pole has positive real part and negative imaginary part (fourth quadrant), the other has negative real part and positive imaginary part (second quadrant), diagonally opposite across the origin.</w:t>
       </w:r>
     </w:p>
     <w:p>
@@ -3107,7 +3692,25 @@
         <w:t xml:space="preserve"> </w:t>
       </w:r>
       <w:r>
-        <w:t>k²=(k⁰)²−|k⃗|²=(ik⁴_E)²−|k⃗|²=i²(k⁴_E)²−|k⃗|²=−(k⁴_E)²−|k⃗|²=−[(k⁴_E)²+|k⃗|²]=−k_E², using i²=−1 and the definition k_E²:=(k⁴_E)²+|k⃗|².</w:t>
+        <w:t>k²=(k⁰)²−|k⃗|²=(ik⁴_E)²−|k⃗|²=i²(k⁴_E)²−|k⃗|²=−(k⁴_E)²−|k⃗|²=−[(k⁴_E)²+|k⃗|²]=−k</w:t>
+      </w:r>
+      <w:r>
+        <w:rPr>
+          <w:vertAlign w:val="subscript"/>
+        </w:rPr>
+        <w:t>E</w:t>
+      </w:r>
+      <w:r>
+        <w:t>², using i²=−1 and the definition k</w:t>
+      </w:r>
+      <w:r>
+        <w:rPr>
+          <w:vertAlign w:val="subscript"/>
+        </w:rPr>
+        <w:t>E</w:t>
+      </w:r>
+      <w:r>
+        <w:t>²:=(k⁴_E)²+|k⃗|².</w:t>
       </w:r>
     </w:p>
     <w:p>
@@ -3121,7 +3724,25 @@
         <w:t xml:space="preserve"> </w:t>
       </w:r>
       <w:r>
-        <w:t>k_E²=(k⁴_E)²+|k⃗|² is a sum of squares of real numbers, and a sum of squares can never be negative, so k_E²≥0 always, with equality only when every component vanishes.</w:t>
+        <w:t>k</w:t>
+      </w:r>
+      <w:r>
+        <w:rPr>
+          <w:vertAlign w:val="subscript"/>
+        </w:rPr>
+        <w:t>E</w:t>
+      </w:r>
+      <w:r>
+        <w:t>²=(k⁴_E)²+|k⃗|² is a sum of squares of real numbers, and a sum of squares can never be negative, so k</w:t>
+      </w:r>
+      <w:r>
+        <w:rPr>
+          <w:vertAlign w:val="subscript"/>
+        </w:rPr>
+        <w:t>E</w:t>
+      </w:r>
+      <w:r>
+        <w:t>²≥0 always, with equality only when every component vanishes.</w:t>
       </w:r>
     </w:p>
     <w:p>
@@ -3149,7 +3770,16 @@
         <w:t xml:space="preserve"> </w:t>
       </w:r>
       <w:r>
-        <w:t>For n=4, 2π^(4/2)/Γ(4/2)=2π²/Γ(2). Since Γ(2)=1!=1, this gives 2π²/1=2π², confirming Section 4.3's factor.</w:t>
+        <w:t>For n=4, 2π</w:t>
+      </w:r>
+      <w:r>
+        <w:rPr>
+          <w:vertAlign w:val="superscript"/>
+        </w:rPr>
+        <w:t>4/2</w:t>
+      </w:r>
+      <w:r>
+        <w:t>/Γ(4/2)=2π²/Γ(2). Since Γ(2)=1!=1, this gives 2π²/1=2π², confirming Section 4.3's factor.</w:t>
       </w:r>
     </w:p>
     <w:p>
@@ -3163,7 +3793,106 @@
         <w:t xml:space="preserve"> </w:t>
       </w:r>
       <w:r>
-        <w:t>From u=k_E², du=2k_E,dk_E, so k_E,dk_E=du/2; multiplying both sides by k_E², k_E³,dk_E=k_E²·(du/2)=u·(du/2)=(1/2)u,du, using u=k_E² again to replace k_E².</w:t>
+        <w:t>From u=k</w:t>
+      </w:r>
+      <w:r>
+        <w:rPr>
+          <w:vertAlign w:val="subscript"/>
+        </w:rPr>
+        <w:t>E</w:t>
+      </w:r>
+      <w:r>
+        <w:t>², du=2k</w:t>
+      </w:r>
+      <w:r>
+        <w:rPr>
+          <w:vertAlign w:val="subscript"/>
+        </w:rPr>
+        <w:t>E</w:t>
+      </w:r>
+      <w:r>
+        <w:t>,dk</w:t>
+      </w:r>
+      <w:r>
+        <w:rPr>
+          <w:vertAlign w:val="subscript"/>
+        </w:rPr>
+        <w:t>E</w:t>
+      </w:r>
+      <w:r>
+        <w:t>, so k</w:t>
+      </w:r>
+      <w:r>
+        <w:rPr>
+          <w:vertAlign w:val="subscript"/>
+        </w:rPr>
+        <w:t>E</w:t>
+      </w:r>
+      <w:r>
+        <w:t>,dk</w:t>
+      </w:r>
+      <w:r>
+        <w:rPr>
+          <w:vertAlign w:val="subscript"/>
+        </w:rPr>
+        <w:t>E</w:t>
+      </w:r>
+      <w:r>
+        <w:t>=du/2; multiplying both sides by k</w:t>
+      </w:r>
+      <w:r>
+        <w:rPr>
+          <w:vertAlign w:val="subscript"/>
+        </w:rPr>
+        <w:t>E</w:t>
+      </w:r>
+      <w:r>
+        <w:t>², k</w:t>
+      </w:r>
+      <w:r>
+        <w:rPr>
+          <w:vertAlign w:val="subscript"/>
+        </w:rPr>
+        <w:t>E</w:t>
+      </w:r>
+      <w:r>
+        <w:t>³,dk</w:t>
+      </w:r>
+      <w:r>
+        <w:rPr>
+          <w:vertAlign w:val="subscript"/>
+        </w:rPr>
+        <w:t>E</w:t>
+      </w:r>
+      <w:r>
+        <w:t>=k</w:t>
+      </w:r>
+      <w:r>
+        <w:rPr>
+          <w:vertAlign w:val="subscript"/>
+        </w:rPr>
+        <w:t>E</w:t>
+      </w:r>
+      <w:r>
+        <w:t>²·(du/2)=u·(du/2)=(1/2)u,du, using u=k</w:t>
+      </w:r>
+      <w:r>
+        <w:rPr>
+          <w:vertAlign w:val="subscript"/>
+        </w:rPr>
+        <w:t>E</w:t>
+      </w:r>
+      <w:r>
+        <w:t>² again to replace k</w:t>
+      </w:r>
+      <w:r>
+        <w:rPr>
+          <w:vertAlign w:val="subscript"/>
+        </w:rPr>
+        <w:t>E</w:t>
+      </w:r>
+      <w:r>
+        <w:t>².</w:t>
       </w:r>
     </w:p>
     <w:p>
@@ -3279,7 +4008,25 @@
         <w:pStyle w:val="ListBullet"/>
       </w:pPr>
       <w:r>
-        <w:t>I can carry out the Wick rotation k⁰=ik⁴_E and derive k²→−k_E², d⁴k→i,d⁴k_E.</w:t>
+        <w:t>I can carry out the Wick rotation k⁰=ik⁴_E and derive k²→−k</w:t>
+      </w:r>
+      <w:r>
+        <w:rPr>
+          <w:vertAlign w:val="subscript"/>
+        </w:rPr>
+        <w:t>E</w:t>
+      </w:r>
+      <w:r>
+        <w:t>², d⁴k→i,d⁴k</w:t>
+      </w:r>
+      <w:r>
+        <w:rPr>
+          <w:vertAlign w:val="subscript"/>
+        </w:rPr>
+        <w:t>E</w:t>
+      </w:r>
+      <w:r>
+        <w:t>.</w:t>
       </w:r>
     </w:p>
     <w:p>
@@ -3347,7 +4094,7 @@
         <w:color w:val="5A5A5A"/>
         <w:sz w:val="16"/>
       </w:rPr>
-      <w:t>QED Course   Lesson 67</w:t>
+      <w:t>A QED Course   Lesson 67</w:t>
     </w:r>
   </w:p>
 </w:hdr>
